--- a/Programacion II/Clases/Clase 7 - Patrones de diseno/Taller Estudiante Clase 7 - Eventos y Controladores.docx
+++ b/Programacion II/Clases/Clase 7 - Patrones de diseno/Taller Estudiante Clase 7 - Eventos y Controladores.docx
@@ -776,7 +776,7 @@
           <w:color w:val="1f1f1f"/>
           <w:rtl w:val="0"/>
         </w:rPr>
-        <w:t xml:space="preserve">Sube tu archivo .java (o carpeta del proyecto) al Campus Virtual en la actividad correspondiente a la Clase 6, con fecha límite del domingo a las 11:59 PM.</w:t>
+        <w:t>Sube tu archivo .java (o carpeta del proyecto) al ExamLab en la actividad correspondiente a la Clase 6, con fecha límite del domingo a las 11:59 PM.</w:t>
       </w:r>
     </w:p>
     <w:sectPr>
